--- a/outputs/resume_frontend_engineer_nexus_systems_2.docx
+++ b/outputs/resume_frontend_engineer_nexus_systems_2.docx
@@ -45,24 +45,24 @@
         <w:spacing w:before="240" w:after="80"/>
       </w:pPr>
       <w:r>
-        <w:t xml:space="preserve">PROFESSIONAL SUMMARY</w:t>
-      </w:r>
-    </w:p>
-    <w:p>
-      <w:pPr>
-        <w:spacing w:after="80"/>
-      </w:pPr>
-    </w:p>
-    <w:p>
-      <w:pPr>
-        <w:spacing w:after="60"/>
-      </w:pPr>
-      <w:r>
-        <w:rPr>
-          <w:sz w:val="22"/>
-          <w:szCs w:val="22"/>
-        </w:rPr>
-        <w:t xml:space="preserve">Highly motivated Computer Science graduate seeking a Frontend Engineer role at Nexus Systems. Adept at translating designs into polished, accessible user interfaces using modern JavaScript frameworks like React, and skilled in collaborating closely with UX designers and backend engineers to build robust web applications.</w:t>
+        <w:t xml:space="preserve">SUMMARY</w:t>
+      </w:r>
+    </w:p>
+    <w:p>
+      <w:pPr>
+        <w:spacing w:after="80"/>
+      </w:pPr>
+    </w:p>
+    <w:p>
+      <w:pPr>
+        <w:spacing w:after="60"/>
+      </w:pPr>
+      <w:r>
+        <w:rPr>
+          <w:sz w:val="22"/>
+          <w:szCs w:val="22"/>
+        </w:rPr>
+        <w:t xml:space="preserve">Frontend Engineer with a B.S. in Computer Science, experienced in building dynamic web applications. Proven ability to translate designs into polished, accessible user interfaces using modern JavaScript frameworks like React, and adept at collaborating with UX designers and backend engineers to deliver impactful product features.</w:t>
       </w:r>
     </w:p>
     <w:p>
@@ -79,211 +79,48 @@
         <w:spacing w:before="240" w:after="80"/>
       </w:pPr>
       <w:r>
-        <w:t xml:space="preserve">TECHNICAL SKILLS</w:t>
-      </w:r>
-    </w:p>
-    <w:p>
-      <w:pPr>
-        <w:spacing w:after="80"/>
-      </w:pPr>
-    </w:p>
-    <w:p>
-      <w:pPr>
-        <w:spacing w:after="60"/>
-      </w:pPr>
-      <w:r>
-        <w:rPr>
-          <w:sz w:val="22"/>
-          <w:szCs w:val="22"/>
-        </w:rPr>
-        <w:t xml:space="preserve">Frontend</w:t>
-      </w:r>
-    </w:p>
-    <w:p>
-      <w:pPr>
-        <w:spacing w:after="80"/>
-      </w:pPr>
-    </w:p>
-    <w:p>
-      <w:pPr>
-        <w:spacing w:after="60"/>
-      </w:pPr>
-      <w:r>
-        <w:rPr>
-          <w:sz w:val="22"/>
-          <w:szCs w:val="22"/>
-        </w:rPr>
-        <w:t xml:space="preserve">React, JavaScript, TypeScript, HTML, CSS, Figma</w:t>
-      </w:r>
-    </w:p>
-    <w:p>
-      <w:pPr>
-        <w:spacing w:after="80"/>
-      </w:pPr>
-    </w:p>
-    <w:p>
-      <w:pPr>
-        <w:spacing w:after="60"/>
-      </w:pPr>
-      <w:r>
-        <w:rPr>
-          <w:sz w:val="22"/>
-          <w:szCs w:val="22"/>
-        </w:rPr>
-        <w:t xml:space="preserve">Languages</w:t>
-      </w:r>
-    </w:p>
-    <w:p>
-      <w:pPr>
-        <w:spacing w:after="80"/>
-      </w:pPr>
-    </w:p>
-    <w:p>
-      <w:pPr>
-        <w:spacing w:after="60"/>
-      </w:pPr>
-      <w:r>
-        <w:rPr>
-          <w:sz w:val="22"/>
-          <w:szCs w:val="22"/>
-        </w:rPr>
-        <w:t xml:space="preserve">Python, SQL, Bash</w:t>
-      </w:r>
-    </w:p>
-    <w:p>
-      <w:pPr>
-        <w:spacing w:after="80"/>
-      </w:pPr>
-    </w:p>
-    <w:p>
-      <w:pPr>
-        <w:spacing w:after="60"/>
-      </w:pPr>
-      <w:r>
-        <w:rPr>
-          <w:sz w:val="22"/>
-          <w:szCs w:val="22"/>
-        </w:rPr>
-        <w:t xml:space="preserve">Frameworks</w:t>
-      </w:r>
-    </w:p>
-    <w:p>
-      <w:pPr>
-        <w:spacing w:after="80"/>
-      </w:pPr>
-    </w:p>
-    <w:p>
-      <w:pPr>
-        <w:spacing w:after="60"/>
-      </w:pPr>
-      <w:r>
-        <w:rPr>
-          <w:sz w:val="22"/>
-          <w:szCs w:val="22"/>
-        </w:rPr>
-        <w:t xml:space="preserve">Node.js, Express, FastAPI</w:t>
-      </w:r>
-    </w:p>
-    <w:p>
-      <w:pPr>
-        <w:spacing w:after="80"/>
-      </w:pPr>
-    </w:p>
-    <w:p>
-      <w:pPr>
-        <w:spacing w:after="60"/>
-      </w:pPr>
-      <w:r>
-        <w:rPr>
-          <w:sz w:val="22"/>
-          <w:szCs w:val="22"/>
-        </w:rPr>
-        <w:t xml:space="preserve">Databases</w:t>
-      </w:r>
-    </w:p>
-    <w:p>
-      <w:pPr>
-        <w:spacing w:after="80"/>
-      </w:pPr>
-    </w:p>
-    <w:p>
-      <w:pPr>
-        <w:spacing w:after="60"/>
-      </w:pPr>
-      <w:r>
-        <w:rPr>
-          <w:sz w:val="22"/>
-          <w:szCs w:val="22"/>
-        </w:rPr>
-        <w:t xml:space="preserve">PostgreSQL, MongoDB, Redis</w:t>
-      </w:r>
-    </w:p>
-    <w:p>
-      <w:pPr>
-        <w:spacing w:after="80"/>
-      </w:pPr>
-    </w:p>
-    <w:p>
-      <w:pPr>
-        <w:spacing w:after="60"/>
-      </w:pPr>
-      <w:r>
-        <w:rPr>
-          <w:sz w:val="22"/>
-          <w:szCs w:val="22"/>
-        </w:rPr>
-        <w:t xml:space="preserve">Cloud &amp; DevOps</w:t>
-      </w:r>
-    </w:p>
-    <w:p>
-      <w:pPr>
-        <w:spacing w:after="80"/>
-      </w:pPr>
-    </w:p>
-    <w:p>
-      <w:pPr>
-        <w:spacing w:after="60"/>
-      </w:pPr>
-      <w:r>
-        <w:rPr>
-          <w:sz w:val="22"/>
-          <w:szCs w:val="22"/>
-        </w:rPr>
-        <w:t xml:space="preserve">AWS (EC2, S3, Lambda), Docker, GitHub Actions</w:t>
-      </w:r>
-    </w:p>
-    <w:p>
-      <w:pPr>
-        <w:spacing w:after="80"/>
-      </w:pPr>
-    </w:p>
-    <w:p>
-      <w:pPr>
-        <w:spacing w:after="60"/>
-      </w:pPr>
-      <w:r>
-        <w:rPr>
-          <w:sz w:val="22"/>
-          <w:szCs w:val="22"/>
-        </w:rPr>
-        <w:t xml:space="preserve">Tools</w:t>
-      </w:r>
-    </w:p>
-    <w:p>
-      <w:pPr>
-        <w:spacing w:after="80"/>
-      </w:pPr>
-    </w:p>
-    <w:p>
-      <w:pPr>
-        <w:spacing w:after="60"/>
-      </w:pPr>
-      <w:r>
-        <w:rPr>
-          <w:sz w:val="22"/>
-          <w:szCs w:val="22"/>
-        </w:rPr>
-        <w:t xml:space="preserve">Git, Linux, VS Code, Jira</w:t>
+        <w:t xml:space="preserve">SKILLS</w:t>
+      </w:r>
+    </w:p>
+    <w:p>
+      <w:pPr>
+        <w:spacing w:after="80"/>
+      </w:pPr>
+    </w:p>
+    <w:p>
+      <w:pPr>
+        <w:spacing w:after="60"/>
+      </w:pPr>
+      <w:r>
+        <w:rPr>
+          <w:sz w:val="22"/>
+          <w:szCs w:val="22"/>
+        </w:rPr>
+        <w:t xml:space="preserve">FRONTEND: React, JavaScript, TypeScript, HTML, CSS, Figma</w:t>
+      </w:r>
+    </w:p>
+    <w:p>
+      <w:pPr>
+        <w:spacing w:after="60"/>
+      </w:pPr>
+      <w:r>
+        <w:rPr>
+          <w:sz w:val="22"/>
+          <w:szCs w:val="22"/>
+        </w:rPr>
+        <w:t xml:space="preserve">BACKEND/FULL-STACK: Node.js, Express, Python, PostgreSQL, REST APIs</w:t>
+      </w:r>
+    </w:p>
+    <w:p>
+      <w:pPr>
+        <w:spacing w:after="60"/>
+      </w:pPr>
+      <w:r>
+        <w:rPr>
+          <w:sz w:val="22"/>
+          <w:szCs w:val="22"/>
+        </w:rPr>
+        <w:t xml:space="preserve">TOOLS &amp; DEVOPS: Git, Docker, GitHub Actions, AWS, Jira, VS Code, Linux</w:t>
       </w:r>
     </w:p>
     <w:p>
@@ -300,7 +137,7 @@
         <w:spacing w:before="240" w:after="80"/>
       </w:pPr>
       <w:r>
-        <w:t xml:space="preserve">WORK EXPERIENCE</w:t>
+        <w:t xml:space="preserve">EXPERIENCE</w:t>
       </w:r>
     </w:p>
     <w:p>
@@ -322,11 +159,6 @@
     </w:p>
     <w:p>
       <w:pPr>
-        <w:spacing w:after="80"/>
-      </w:pPr>
-    </w:p>
-    <w:p>
-      <w:pPr>
         <w:spacing w:after="60"/>
       </w:pPr>
       <w:r>
@@ -351,43 +183,43 @@
           <w:sz w:val="22"/>
           <w:szCs w:val="22"/>
         </w:rPr>
-        <w:t xml:space="preserve">*   Developed responsive React dashboard components, translating designs into polished user interfaces with real-time updates via WebSockets, enhancing user engagement with the web application.</w:t>
-      </w:r>
-    </w:p>
-    <w:p>
-      <w:pPr>
-        <w:spacing w:after="60"/>
-      </w:pPr>
-      <w:r>
-        <w:rPr>
-          <w:sz w:val="22"/>
-          <w:szCs w:val="22"/>
-        </w:rPr>
-        <w:t xml:space="preserve">*   Worked in close collaboration with UX designers and backend engineers within an 8-person cross-functional team, participating in bi-weekly sprints and daily standups to deliver cohesive product features.</w:t>
-      </w:r>
-    </w:p>
-    <w:p>
-      <w:pPr>
-        <w:spacing w:after="60"/>
-      </w:pPr>
-      <w:r>
-        <w:rPr>
-          <w:sz w:val="22"/>
-          <w:szCs w:val="22"/>
-        </w:rPr>
-        <w:t xml:space="preserve">*   Ensured high code quality and robustness for both frontend and backend components by writing unit and integration tests, achieving 85% code coverage with Jest and pytest.</w:t>
-      </w:r>
-    </w:p>
-    <w:p>
-      <w:pPr>
-        <w:spacing w:after="60"/>
-      </w:pPr>
-      <w:r>
-        <w:rPr>
-          <w:sz w:val="22"/>
-          <w:szCs w:val="22"/>
-        </w:rPr>
-        <w:t xml:space="preserve">*   Contributed to full-stack development by building a FastAPI microservice for data ingestion and normalization, reducing manual processing time by 60% and supporting backend integration for the web application.</w:t>
+        <w:t xml:space="preserve">*   Developed and enhanced responsive React dashboard components, incorporating real-time chart updates via WebSockets to create polished, accessible user interfaces.</w:t>
+      </w:r>
+    </w:p>
+    <w:p>
+      <w:pPr>
+        <w:spacing w:after="60"/>
+      </w:pPr>
+      <w:r>
+        <w:rPr>
+          <w:sz w:val="22"/>
+          <w:szCs w:val="22"/>
+        </w:rPr>
+        <w:t xml:space="preserve">*   Built a FastAPI microservice to ingest customer data, enabling richer data display capabilities for the frontend dashboard and reducing manual processing time by 60%.</w:t>
+      </w:r>
+    </w:p>
+    <w:p>
+      <w:pPr>
+        <w:spacing w:after="60"/>
+      </w:pPr>
+      <w:r>
+        <w:rPr>
+          <w:sz w:val="22"/>
+          <w:szCs w:val="22"/>
+        </w:rPr>
+        <w:t xml:space="preserve">*   Wrote comprehensive unit and integration tests using Jest and pytest, ensuring high code quality and achieving 85% code coverage for critical application features.</w:t>
+      </w:r>
+    </w:p>
+    <w:p>
+      <w:pPr>
+        <w:spacing w:after="60"/>
+      </w:pPr>
+      <w:r>
+        <w:rPr>
+          <w:sz w:val="22"/>
+          <w:szCs w:val="22"/>
+        </w:rPr>
+        <w:t xml:space="preserve">*   Collaborated effectively in bi-weekly sprints and daily standups within a cross-functional team of 8, fostering close collaboration with UX designers and backend engineers.</w:t>
       </w:r>
     </w:p>
     <w:p>
@@ -438,31 +270,65 @@
           <w:sz w:val="22"/>
           <w:szCs w:val="22"/>
         </w:rPr>
-        <w:t xml:space="preserve">*   Engineered a full-stack job application tracker, crafting intuitive user interfaces with React and leveraging Node.js/Express and PostgreSQL for robust backend functionality.</w:t>
-      </w:r>
-    </w:p>
-    <w:p>
-      <w:pPr>
-        <w:spacing w:after="60"/>
-      </w:pPr>
-      <w:r>
-        <w:rPr>
-          <w:sz w:val="22"/>
-          <w:szCs w:val="22"/>
-        </w:rPr>
-        <w:t xml:space="preserve">*   Implemented secure JWT-based authentication and role-based access control, ensuring a robust and secure web application.</w:t>
-      </w:r>
-    </w:p>
-    <w:p>
-      <w:pPr>
-        <w:spacing w:after="60"/>
-      </w:pPr>
-      <w:r>
-        <w:rPr>
-          <w:sz w:val="22"/>
-          <w:szCs w:val="22"/>
-        </w:rPr>
-        <w:t xml:space="preserve">*   Managed end-to-end deployment on AWS EC2 with Nginx, automating release cycles via GitHub Actions for continuous integration and delivery.</w:t>
+        <w:t xml:space="preserve">*   Developed a full-stack job application tracker using React, Node.js/Express, and PostgreSQL, demonstrating end-to-end web application development.</w:t>
+      </w:r>
+    </w:p>
+    <w:p>
+      <w:pPr>
+        <w:spacing w:after="60"/>
+      </w:pPr>
+      <w:r>
+        <w:rPr>
+          <w:sz w:val="22"/>
+          <w:szCs w:val="22"/>
+        </w:rPr>
+        <w:t xml:space="preserve">*   Implemented secure JWT-based authentication and role-based access control, focusing on robust user experience and data security.</w:t>
+      </w:r>
+    </w:p>
+    <w:p>
+      <w:pPr>
+        <w:spacing w:after="60"/>
+      </w:pPr>
+      <w:r>
+        <w:rPr>
+          <w:sz w:val="22"/>
+          <w:szCs w:val="22"/>
+        </w:rPr>
+        <w:t xml:space="preserve">*   Deployed on AWS EC2 with Nginx reverse proxy and automated deployments via GitHub Actions, showcasing practical DevOps and deployment skills.</w:t>
+      </w:r>
+    </w:p>
+    <w:p>
+      <w:pPr>
+        <w:spacing w:after="80"/>
+      </w:pPr>
+    </w:p>
+    <w:p>
+      <w:pPr>
+        <w:spacing w:after="60"/>
+      </w:pPr>
+      <w:r>
+        <w:rPr>
+          <w:sz w:val="22"/>
+          <w:szCs w:val="22"/>
+        </w:rPr>
+        <w:t xml:space="preserve">SentimentLens — API &amp; Containerization  github.com/alexmorgan/sentimentlens</w:t>
+      </w:r>
+    </w:p>
+    <w:p>
+      <w:pPr>
+        <w:spacing w:after="80"/>
+      </w:pPr>
+    </w:p>
+    <w:p>
+      <w:pPr>
+        <w:spacing w:after="60"/>
+      </w:pPr>
+      <w:r>
+        <w:rPr>
+          <w:sz w:val="22"/>
+          <w:szCs w:val="22"/>
+        </w:rPr>
+        <w:t xml:space="preserve">*   Designed and implemented a RESTful API endpoint using FastAPI and Docker for a sentiment analysis model, demonstrating backend service development and containerization.</w:t>
       </w:r>
     </w:p>
     <w:p>
@@ -501,11 +367,6 @@
     </w:p>
     <w:p>
       <w:pPr>
-        <w:spacing w:after="80"/>
-      </w:pPr>
-    </w:p>
-    <w:p>
-      <w:pPr>
         <w:spacing w:after="60"/>
       </w:pPr>
       <w:r>
@@ -518,11 +379,6 @@
     </w:p>
     <w:p>
       <w:pPr>
-        <w:spacing w:after="80"/>
-      </w:pPr>
-    </w:p>
-    <w:p>
-      <w:pPr>
         <w:spacing w:after="60"/>
       </w:pPr>
       <w:r>
@@ -532,11 +388,6 @@
         </w:rPr>
         <w:t xml:space="preserve">Relevant Coursework: Data Structures &amp; Algorithms, Operating Systems, Distributed Systems, Machine Learning, Database Systems, Computer Networks</w:t>
       </w:r>
-    </w:p>
-    <w:p>
-      <w:pPr>
-        <w:spacing w:after="80"/>
-      </w:pPr>
     </w:p>
     <w:p>
       <w:pPr>
@@ -586,11 +437,6 @@
     </w:p>
     <w:p>
       <w:pPr>
-        <w:spacing w:after="80"/>
-      </w:pPr>
-    </w:p>
-    <w:p>
-      <w:pPr>
         <w:spacing w:after="60"/>
       </w:pPr>
       <w:r>
@@ -603,11 +449,6 @@
     </w:p>
     <w:p>
       <w:pPr>
-        <w:spacing w:after="80"/>
-      </w:pPr>
-    </w:p>
-    <w:p>
-      <w:pPr>
         <w:spacing w:after="60"/>
       </w:pPr>
       <w:r>
@@ -617,11 +458,6 @@
         </w:rPr>
         <w:t xml:space="preserve">Open source contributor — submitted 3 merged PRs to FastAPI and Celery</w:t>
       </w:r>
-    </w:p>
-    <w:p>
-      <w:pPr>
-        <w:spacing w:after="80"/>
-      </w:pPr>
     </w:p>
     <w:p>
       <w:pPr>

--- a/outputs/resume_frontend_engineer_nexus_systems_2.docx
+++ b/outputs/resume_frontend_engineer_nexus_systems_2.docx
@@ -62,7 +62,7 @@
           <w:sz w:val="22"/>
           <w:szCs w:val="22"/>
         </w:rPr>
-        <w:t xml:space="preserve">Frontend Engineer with a B.S. in Computer Science, experienced in building dynamic web applications. Proven ability to translate designs into polished, accessible user interfaces using modern JavaScript frameworks like React, and adept at collaborating with UX designers and backend engineers to deliver impactful product features.</w:t>
+        <w:t xml:space="preserve">Highly motivated Computer Science graduate with hands-on experience as a Frontend Engineer, passionate about building the next generation of web applications at Nexus Systems. Proven ability to translate designs into polished, accessible user interfaces and collaborate effectively with UX designers and backend engineers to deliver exceptional user experiences.</w:t>
       </w:r>
     </w:p>
     <w:p>
@@ -96,31 +96,43 @@
           <w:sz w:val="22"/>
           <w:szCs w:val="22"/>
         </w:rPr>
-        <w:t xml:space="preserve">FRONTEND: React, JavaScript, TypeScript, HTML, CSS, Figma</w:t>
-      </w:r>
-    </w:p>
-    <w:p>
-      <w:pPr>
-        <w:spacing w:after="60"/>
-      </w:pPr>
-      <w:r>
-        <w:rPr>
-          <w:sz w:val="22"/>
-          <w:szCs w:val="22"/>
-        </w:rPr>
-        <w:t xml:space="preserve">BACKEND/FULL-STACK: Node.js, Express, Python, PostgreSQL, REST APIs</w:t>
-      </w:r>
-    </w:p>
-    <w:p>
-      <w:pPr>
-        <w:spacing w:after="60"/>
-      </w:pPr>
-      <w:r>
-        <w:rPr>
-          <w:sz w:val="22"/>
-          <w:szCs w:val="22"/>
-        </w:rPr>
-        <w:t xml:space="preserve">TOOLS &amp; DEVOPS: Git, Docker, GitHub Actions, AWS, Jira, VS Code, Linux</w:t>
+        <w:t xml:space="preserve">Frontend Technologies: React, JavaScript, TypeScript, HTML5, CSS3, WebSockets, Figma</w:t>
+      </w:r>
+    </w:p>
+    <w:p>
+      <w:pPr>
+        <w:spacing w:after="60"/>
+      </w:pPr>
+      <w:r>
+        <w:rPr>
+          <w:sz w:val="22"/>
+          <w:szCs w:val="22"/>
+        </w:rPr>
+        <w:t xml:space="preserve">Backend Technologies: Node.js, Express, Python, FastAPI</w:t>
+      </w:r>
+    </w:p>
+    <w:p>
+      <w:pPr>
+        <w:spacing w:after="60"/>
+      </w:pPr>
+      <w:r>
+        <w:rPr>
+          <w:sz w:val="22"/>
+          <w:szCs w:val="22"/>
+        </w:rPr>
+        <w:t xml:space="preserve">Tools &amp; Platforms: Git, Docker, AWS (EC2, S3, Lambda), GitHub Actions, Jira, PostgreSQL, Linux</w:t>
+      </w:r>
+    </w:p>
+    <w:p>
+      <w:pPr>
+        <w:spacing w:after="60"/>
+      </w:pPr>
+      <w:r>
+        <w:rPr>
+          <w:sz w:val="22"/>
+          <w:szCs w:val="22"/>
+        </w:rPr>
+        <w:t xml:space="preserve">Familiar with: Terraform, SQL, Java</w:t>
       </w:r>
     </w:p>
     <w:p>
@@ -137,89 +149,137 @@
         <w:spacing w:before="240" w:after="80"/>
       </w:pPr>
       <w:r>
-        <w:t xml:space="preserve">EXPERIENCE</w:t>
-      </w:r>
-    </w:p>
-    <w:p>
-      <w:pPr>
-        <w:spacing w:after="80"/>
-      </w:pPr>
-    </w:p>
-    <w:p>
-      <w:pPr>
-        <w:spacing w:after="60"/>
-      </w:pPr>
-      <w:r>
-        <w:rPr>
-          <w:sz w:val="22"/>
-          <w:szCs w:val="22"/>
-        </w:rPr>
-        <w:t xml:space="preserve">Software Engineering Intern  |  DataBridge Inc.</w:t>
-      </w:r>
-    </w:p>
-    <w:p>
-      <w:pPr>
-        <w:spacing w:after="60"/>
-      </w:pPr>
-      <w:r>
-        <w:rPr>
-          <w:sz w:val="22"/>
-          <w:szCs w:val="22"/>
-        </w:rPr>
-        <w:t xml:space="preserve">June 2023 – August 2023  |  Remote</w:t>
-      </w:r>
-    </w:p>
-    <w:p>
-      <w:pPr>
-        <w:spacing w:after="80"/>
-      </w:pPr>
-    </w:p>
-    <w:p>
-      <w:pPr>
-        <w:spacing w:after="60"/>
-      </w:pPr>
-      <w:r>
-        <w:rPr>
-          <w:sz w:val="22"/>
-          <w:szCs w:val="22"/>
-        </w:rPr>
-        <w:t xml:space="preserve">*   Developed and enhanced responsive React dashboard components, incorporating real-time chart updates via WebSockets to create polished, accessible user interfaces.</w:t>
-      </w:r>
-    </w:p>
-    <w:p>
-      <w:pPr>
-        <w:spacing w:after="60"/>
-      </w:pPr>
-      <w:r>
-        <w:rPr>
-          <w:sz w:val="22"/>
-          <w:szCs w:val="22"/>
-        </w:rPr>
-        <w:t xml:space="preserve">*   Built a FastAPI microservice to ingest customer data, enabling richer data display capabilities for the frontend dashboard and reducing manual processing time by 60%.</w:t>
-      </w:r>
-    </w:p>
-    <w:p>
-      <w:pPr>
-        <w:spacing w:after="60"/>
-      </w:pPr>
-      <w:r>
-        <w:rPr>
-          <w:sz w:val="22"/>
-          <w:szCs w:val="22"/>
-        </w:rPr>
-        <w:t xml:space="preserve">*   Wrote comprehensive unit and integration tests using Jest and pytest, ensuring high code quality and achieving 85% code coverage for critical application features.</w:t>
-      </w:r>
-    </w:p>
-    <w:p>
-      <w:pPr>
-        <w:spacing w:after="60"/>
-      </w:pPr>
-      <w:r>
-        <w:rPr>
-          <w:sz w:val="22"/>
-          <w:szCs w:val="22"/>
-        </w:rPr>
-        <w:t xml:space="preserve">*   Collaborated effectively in bi-weekly sprints and daily standups within a cross-functional team of 8, fostering close collaboration with UX designers and backend engineers.</w:t>
+        <w:t xml:space="preserve">WORK EXPERIENCE</w:t>
+      </w:r>
+    </w:p>
+    <w:p>
+      <w:pPr>
+        <w:spacing w:after="80"/>
+      </w:pPr>
+    </w:p>
+    <w:p>
+      <w:pPr>
+        <w:spacing w:after="60"/>
+      </w:pPr>
+      <w:r>
+        <w:rPr>
+          <w:sz w:val="22"/>
+          <w:szCs w:val="22"/>
+        </w:rPr>
+        <w:t xml:space="preserve">Software Engineering Intern | DataBridge Inc.</w:t>
+      </w:r>
+    </w:p>
+    <w:p>
+      <w:pPr>
+        <w:spacing w:after="60"/>
+      </w:pPr>
+      <w:r>
+        <w:rPr>
+          <w:sz w:val="22"/>
+          <w:szCs w:val="22"/>
+        </w:rPr>
+        <w:t xml:space="preserve">June 2023 – August 2023 | Remote</w:t>
+      </w:r>
+    </w:p>
+    <w:p>
+      <w:pPr>
+        <w:spacing w:after="60"/>
+      </w:pPr>
+      <w:r>
+        <w:rPr>
+          <w:sz w:val="22"/>
+          <w:szCs w:val="22"/>
+        </w:rPr>
+        <w:t xml:space="preserve">*   Developed highly responsive and interactive React dashboard components, including real-time chart updates using WebSockets, enhancing user engagement and data visualization.</w:t>
+      </w:r>
+    </w:p>
+    <w:p>
+      <w:pPr>
+        <w:spacing w:after="60"/>
+      </w:pPr>
+      <w:r>
+        <w:rPr>
+          <w:sz w:val="22"/>
+          <w:szCs w:val="22"/>
+        </w:rPr>
+        <w:t xml:space="preserve">*   Translated design specifications into polished, accessible user interfaces, ensuring cross-browser compatibility and an intuitive user experience.</w:t>
+      </w:r>
+    </w:p>
+    <w:p>
+      <w:pPr>
+        <w:spacing w:after="60"/>
+      </w:pPr>
+      <w:r>
+        <w:rPr>
+          <w:sz w:val="22"/>
+          <w:szCs w:val="22"/>
+        </w:rPr>
+        <w:t xml:space="preserve">*   Collaborated closely with UX designers and backend engineers in bi-weekly sprints, actively participating in daily standups and leveraging Jira for efficient task management.</w:t>
+      </w:r>
+    </w:p>
+    <w:p>
+      <w:pPr>
+        <w:spacing w:after="60"/>
+      </w:pPr>
+      <w:r>
+        <w:rPr>
+          <w:sz w:val="22"/>
+          <w:szCs w:val="22"/>
+        </w:rPr>
+        <w:t xml:space="preserve">*   Contributed to full-stack development by building a FastAPI microservice for data ingestion, and ensured robust code quality with unit and integration tests (Jest).</w:t>
+      </w:r>
+    </w:p>
+    <w:p>
+      <w:pPr>
+        <w:spacing w:after="80"/>
+      </w:pPr>
+    </w:p>
+    <w:p>
+      <w:pPr>
+        <w:spacing w:after="60"/>
+      </w:pPr>
+      <w:r>
+        <w:rPr>
+          <w:sz w:val="22"/>
+          <w:szCs w:val="22"/>
+        </w:rPr>
+        <w:t xml:space="preserve">Undergraduate Research Assistant | UC Berkeley NLP Lab</w:t>
+      </w:r>
+    </w:p>
+    <w:p>
+      <w:pPr>
+        <w:spacing w:after="60"/>
+      </w:pPr>
+      <w:r>
+        <w:rPr>
+          <w:sz w:val="22"/>
+          <w:szCs w:val="22"/>
+        </w:rPr>
+        <w:t xml:space="preserve">January 2023 – May 2023 | Berkeley, CA</w:t>
+      </w:r>
+    </w:p>
+    <w:p>
+      <w:pPr>
+        <w:spacing w:after="60"/>
+      </w:pPr>
+      <w:r>
+        <w:rPr>
+          <w:sz w:val="22"/>
+          <w:szCs w:val="22"/>
+        </w:rPr>
+        <w:t xml:space="preserve">*   Automated data preprocessing pipelines using pandas and spaCy, significantly improving efficiency and reducing preparation time from 6 hours to under 30 minutes.</w:t>
+      </w:r>
+    </w:p>
+    <w:p>
+      <w:pPr>
+        <w:spacing w:after="60"/>
+      </w:pPr>
+      <w:r>
+        <w:rPr>
+          <w:sz w:val="22"/>
+          <w:szCs w:val="22"/>
+        </w:rPr>
+        <w:t xml:space="preserve">*   Applied analytical problem-solving to complex data challenges, contributing to research findings and presenting outcomes to a group of 15 researchers.</w:t>
       </w:r>
     </w:p>
     <w:p>
@@ -258,77 +318,67 @@
     </w:p>
     <w:p>
       <w:pPr>
-        <w:spacing w:after="80"/>
-      </w:pPr>
-    </w:p>
-    <w:p>
-      <w:pPr>
-        <w:spacing w:after="60"/>
-      </w:pPr>
-      <w:r>
-        <w:rPr>
-          <w:sz w:val="22"/>
-          <w:szCs w:val="22"/>
-        </w:rPr>
-        <w:t xml:space="preserve">*   Developed a full-stack job application tracker using React, Node.js/Express, and PostgreSQL, demonstrating end-to-end web application development.</w:t>
-      </w:r>
-    </w:p>
-    <w:p>
-      <w:pPr>
-        <w:spacing w:after="60"/>
-      </w:pPr>
-      <w:r>
-        <w:rPr>
-          <w:sz w:val="22"/>
-          <w:szCs w:val="22"/>
-        </w:rPr>
-        <w:t xml:space="preserve">*   Implemented secure JWT-based authentication and role-based access control, focusing on robust user experience and data security.</w:t>
-      </w:r>
-    </w:p>
-    <w:p>
-      <w:pPr>
-        <w:spacing w:after="60"/>
-      </w:pPr>
-      <w:r>
-        <w:rPr>
-          <w:sz w:val="22"/>
-          <w:szCs w:val="22"/>
-        </w:rPr>
-        <w:t xml:space="preserve">*   Deployed on AWS EC2 with Nginx reverse proxy and automated deployments via GitHub Actions, showcasing practical DevOps and deployment skills.</w:t>
-      </w:r>
-    </w:p>
-    <w:p>
-      <w:pPr>
-        <w:spacing w:after="80"/>
-      </w:pPr>
-    </w:p>
-    <w:p>
-      <w:pPr>
-        <w:spacing w:after="60"/>
-      </w:pPr>
-      <w:r>
-        <w:rPr>
-          <w:sz w:val="22"/>
-          <w:szCs w:val="22"/>
-        </w:rPr>
-        <w:t xml:space="preserve">SentimentLens — API &amp; Containerization  github.com/alexmorgan/sentimentlens</w:t>
-      </w:r>
-    </w:p>
-    <w:p>
-      <w:pPr>
-        <w:spacing w:after="80"/>
-      </w:pPr>
-    </w:p>
-    <w:p>
-      <w:pPr>
-        <w:spacing w:after="60"/>
-      </w:pPr>
-      <w:r>
-        <w:rPr>
-          <w:sz w:val="22"/>
-          <w:szCs w:val="22"/>
-        </w:rPr>
-        <w:t xml:space="preserve">*   Designed and implemented a RESTful API endpoint using FastAPI and Docker for a sentiment analysis model, demonstrating backend service development and containerization.</w:t>
+        <w:spacing w:after="60"/>
+      </w:pPr>
+      <w:r>
+        <w:rPr>
+          <w:sz w:val="22"/>
+          <w:szCs w:val="22"/>
+        </w:rPr>
+        <w:t xml:space="preserve">*   Engineered a full-stack job application tracker, leveraging React for a dynamic and responsive frontend.</w:t>
+      </w:r>
+    </w:p>
+    <w:p>
+      <w:pPr>
+        <w:spacing w:after="60"/>
+      </w:pPr>
+      <w:r>
+        <w:rPr>
+          <w:sz w:val="22"/>
+          <w:szCs w:val="22"/>
+        </w:rPr>
+        <w:t xml:space="preserve">*   Implemented robust JWT-based authentication and role-based access control, ensuring secure user experiences.</w:t>
+      </w:r>
+    </w:p>
+    <w:p>
+      <w:pPr>
+        <w:spacing w:after="60"/>
+      </w:pPr>
+      <w:r>
+        <w:rPr>
+          <w:sz w:val="22"/>
+          <w:szCs w:val="22"/>
+        </w:rPr>
+        <w:t xml:space="preserve">*   Managed deployment on AWS EC2 with Nginx reverse proxy and automated continuous integration/delivery via GitHub Actions.</w:t>
+      </w:r>
+    </w:p>
+    <w:p>
+      <w:pPr>
+        <w:spacing w:after="80"/>
+      </w:pPr>
+    </w:p>
+    <w:p>
+      <w:pPr>
+        <w:spacing w:after="60"/>
+      </w:pPr>
+      <w:r>
+        <w:rPr>
+          <w:sz w:val="22"/>
+          <w:szCs w:val="22"/>
+        </w:rPr>
+        <w:t xml:space="preserve">SentimentLens — ML Pipeline  github.com/alexmorgan/sentimentlens</w:t>
+      </w:r>
+    </w:p>
+    <w:p>
+      <w:pPr>
+        <w:spacing w:after="60"/>
+      </w:pPr>
+      <w:r>
+        <w:rPr>
+          <w:sz w:val="22"/>
+          <w:szCs w:val="22"/>
+        </w:rPr>
+        <w:t xml:space="preserve">*   Developed a scalable sentiment analysis service, exposing inference via a containerized FastAPI endpoint (Docker).</w:t>
       </w:r>
     </w:p>
     <w:p>
@@ -362,19 +412,19 @@
           <w:sz w:val="22"/>
           <w:szCs w:val="22"/>
         </w:rPr>
-        <w:t xml:space="preserve">University of California, Berkeley  —  B.S. Computer Science</w:t>
-      </w:r>
-    </w:p>
-    <w:p>
-      <w:pPr>
-        <w:spacing w:after="60"/>
-      </w:pPr>
-      <w:r>
-        <w:rPr>
-          <w:sz w:val="22"/>
-          <w:szCs w:val="22"/>
-        </w:rPr>
-        <w:t xml:space="preserve">Graduated May 2024  |  GPA: 3.7 / 4.0  |  Dean's List (4 semesters)</w:t>
+        <w:t xml:space="preserve">University of California, Berkeley — B.S. Computer Science</w:t>
+      </w:r>
+    </w:p>
+    <w:p>
+      <w:pPr>
+        <w:spacing w:after="60"/>
+      </w:pPr>
+      <w:r>
+        <w:rPr>
+          <w:sz w:val="22"/>
+          <w:szCs w:val="22"/>
+        </w:rPr>
+        <w:t xml:space="preserve">Graduated May 2024 | GPA: 3.7 / 4.0 | Dean's List (4 semesters)</w:t>
       </w:r>
     </w:p>
     <w:p>
@@ -433,18 +483,6 @@
           <w:szCs w:val="22"/>
         </w:rPr>
         <w:t xml:space="preserve">AWS Certified Cloud Practitioner (2023)</w:t>
-      </w:r>
-    </w:p>
-    <w:p>
-      <w:pPr>
-        <w:spacing w:after="60"/>
-      </w:pPr>
-      <w:r>
-        <w:rPr>
-          <w:sz w:val="22"/>
-          <w:szCs w:val="22"/>
-        </w:rPr>
-        <w:t xml:space="preserve">HackerRank Problem Solving — Gold Badge</w:t>
       </w:r>
     </w:p>
     <w:p>

--- a/outputs/resume_frontend_engineer_nexus_systems_2.docx
+++ b/outputs/resume_frontend_engineer_nexus_systems_2.docx
@@ -30,6 +30,11 @@
         </w:rPr>
         <w:t xml:space="preserve">San Francisco, CA  •  alex.morgan@email.com  •  (415) 555-0182  •  github.com/alexmorgan  •  linkedin.com/in/alexmorgan</w:t>
       </w:r>
+    </w:p>
+    <w:p>
+      <w:pPr>
+        <w:spacing w:after="80"/>
+      </w:pPr>
     </w:p>
     <w:p>
       <w:pPr>
@@ -62,8 +67,13 @@
           <w:sz w:val="22"/>
           <w:szCs w:val="22"/>
         </w:rPr>
-        <w:t xml:space="preserve">Highly motivated Computer Science graduate with hands-on experience as a Frontend Engineer, passionate about building the next generation of web applications at Nexus Systems. Proven ability to translate designs into polished, accessible user interfaces and collaborate effectively with UX designers and backend engineers to deliver exceptional user experiences.</w:t>
-      </w:r>
+        <w:t xml:space="preserve">Enthusiastic Computer Science graduate passionate about crafting intuitive and visually appealing user experiences. Eager to join Nexus Systems as a Frontend Engineer, I specialize in translating designs into polished, accessible user interfaces and contributing to the next generation of web applications. My collaborative approach ensures seamless integration within cross-functional product teams.</w:t>
+      </w:r>
+    </w:p>
+    <w:p>
+      <w:pPr>
+        <w:spacing w:after="80"/>
+      </w:pPr>
     </w:p>
     <w:p>
       <w:pPr>
@@ -79,61 +89,102 @@
         <w:spacing w:before="240" w:after="80"/>
       </w:pPr>
       <w:r>
-        <w:t xml:space="preserve">SKILLS</w:t>
-      </w:r>
-    </w:p>
-    <w:p>
-      <w:pPr>
-        <w:spacing w:after="80"/>
-      </w:pPr>
-    </w:p>
-    <w:p>
-      <w:pPr>
-        <w:spacing w:after="60"/>
-      </w:pPr>
-      <w:r>
-        <w:rPr>
-          <w:sz w:val="22"/>
-          <w:szCs w:val="22"/>
-        </w:rPr>
-        <w:t xml:space="preserve">Frontend Technologies: React, JavaScript, TypeScript, HTML5, CSS3, WebSockets, Figma</w:t>
-      </w:r>
-    </w:p>
-    <w:p>
-      <w:pPr>
-        <w:spacing w:after="60"/>
-      </w:pPr>
-      <w:r>
-        <w:rPr>
-          <w:sz w:val="22"/>
-          <w:szCs w:val="22"/>
-        </w:rPr>
-        <w:t xml:space="preserve">Backend Technologies: Node.js, Express, Python, FastAPI</w:t>
-      </w:r>
-    </w:p>
-    <w:p>
-      <w:pPr>
-        <w:spacing w:after="60"/>
-      </w:pPr>
-      <w:r>
-        <w:rPr>
-          <w:sz w:val="22"/>
-          <w:szCs w:val="22"/>
-        </w:rPr>
-        <w:t xml:space="preserve">Tools &amp; Platforms: Git, Docker, AWS (EC2, S3, Lambda), GitHub Actions, Jira, PostgreSQL, Linux</w:t>
-      </w:r>
-    </w:p>
-    <w:p>
-      <w:pPr>
-        <w:spacing w:after="60"/>
-      </w:pPr>
-      <w:r>
-        <w:rPr>
-          <w:sz w:val="22"/>
-          <w:szCs w:val="22"/>
-        </w:rPr>
-        <w:t xml:space="preserve">Familiar with: Terraform, SQL, Java</w:t>
-      </w:r>
+        <w:t xml:space="preserve">TECHNICAL SKILLS</w:t>
+      </w:r>
+    </w:p>
+    <w:p>
+      <w:pPr>
+        <w:spacing w:after="80"/>
+      </w:pPr>
+    </w:p>
+    <w:p>
+      <w:pPr>
+        <w:spacing w:after="60"/>
+      </w:pPr>
+      <w:r>
+        <w:rPr>
+          <w:sz w:val="22"/>
+          <w:szCs w:val="22"/>
+        </w:rPr>
+        <w:t xml:space="preserve">Frontend: React, JavaScript, TypeScript, HTML5, CSS3</w:t>
+      </w:r>
+    </w:p>
+    <w:p>
+      <w:pPr>
+        <w:spacing w:after="60"/>
+      </w:pPr>
+      <w:r>
+        <w:rPr>
+          <w:sz w:val="22"/>
+          <w:szCs w:val="22"/>
+        </w:rPr>
+        <w:t xml:space="preserve">Tools &amp; Collaboration: Figma, Git, Jira, VS Code</w:t>
+      </w:r>
+    </w:p>
+    <w:p>
+      <w:pPr>
+        <w:spacing w:after="60"/>
+      </w:pPr>
+      <w:r>
+        <w:rPr>
+          <w:sz w:val="22"/>
+          <w:szCs w:val="22"/>
+        </w:rPr>
+        <w:t xml:space="preserve">Testing: Jest, unit/integration testing</w:t>
+      </w:r>
+    </w:p>
+    <w:p>
+      <w:pPr>
+        <w:spacing w:after="60"/>
+      </w:pPr>
+      <w:r>
+        <w:rPr>
+          <w:sz w:val="22"/>
+          <w:szCs w:val="22"/>
+        </w:rPr>
+        <w:t xml:space="preserve">Backend: Node.js, Express, RESTful APIs</w:t>
+      </w:r>
+    </w:p>
+    <w:p>
+      <w:pPr>
+        <w:spacing w:after="60"/>
+      </w:pPr>
+      <w:r>
+        <w:rPr>
+          <w:sz w:val="22"/>
+          <w:szCs w:val="22"/>
+        </w:rPr>
+        <w:t xml:space="preserve">Cloud &amp; DevOps: AWS (EC2, S3), Docker, GitHub Actions</w:t>
+      </w:r>
+    </w:p>
+    <w:p>
+      <w:pPr>
+        <w:spacing w:after="60"/>
+      </w:pPr>
+      <w:r>
+        <w:rPr>
+          <w:sz w:val="22"/>
+          <w:szCs w:val="22"/>
+        </w:rPr>
+        <w:t xml:space="preserve">Languages: Python</w:t>
+      </w:r>
+    </w:p>
+    <w:p>
+      <w:pPr>
+        <w:spacing w:after="60"/>
+      </w:pPr>
+      <w:r>
+        <w:rPr>
+          <w:sz w:val="22"/>
+          <w:szCs w:val="22"/>
+        </w:rPr>
+        <w:t xml:space="preserve">Databases: PostgreSQL</w:t>
+      </w:r>
+    </w:p>
+    <w:p>
+      <w:pPr>
+        <w:spacing w:after="80"/>
+      </w:pPr>
     </w:p>
     <w:p>
       <w:pPr>
@@ -149,138 +200,165 @@
         <w:spacing w:before="240" w:after="80"/>
       </w:pPr>
       <w:r>
-        <w:t xml:space="preserve">WORK EXPERIENCE</w:t>
-      </w:r>
-    </w:p>
-    <w:p>
-      <w:pPr>
-        <w:spacing w:after="80"/>
-      </w:pPr>
-    </w:p>
-    <w:p>
-      <w:pPr>
-        <w:spacing w:after="60"/>
-      </w:pPr>
-      <w:r>
-        <w:rPr>
-          <w:sz w:val="22"/>
-          <w:szCs w:val="22"/>
-        </w:rPr>
-        <w:t xml:space="preserve">Software Engineering Intern | DataBridge Inc.</w:t>
-      </w:r>
-    </w:p>
-    <w:p>
-      <w:pPr>
-        <w:spacing w:after="60"/>
-      </w:pPr>
-      <w:r>
-        <w:rPr>
-          <w:sz w:val="22"/>
-          <w:szCs w:val="22"/>
-        </w:rPr>
-        <w:t xml:space="preserve">June 2023 – August 2023 | Remote</w:t>
-      </w:r>
-    </w:p>
-    <w:p>
-      <w:pPr>
-        <w:spacing w:after="60"/>
-      </w:pPr>
-      <w:r>
-        <w:rPr>
-          <w:sz w:val="22"/>
-          <w:szCs w:val="22"/>
-        </w:rPr>
-        <w:t xml:space="preserve">*   Developed highly responsive and interactive React dashboard components, including real-time chart updates using WebSockets, enhancing user engagement and data visualization.</w:t>
-      </w:r>
-    </w:p>
-    <w:p>
-      <w:pPr>
-        <w:spacing w:after="60"/>
-      </w:pPr>
-      <w:r>
-        <w:rPr>
-          <w:sz w:val="22"/>
-          <w:szCs w:val="22"/>
-        </w:rPr>
-        <w:t xml:space="preserve">*   Translated design specifications into polished, accessible user interfaces, ensuring cross-browser compatibility and an intuitive user experience.</w:t>
-      </w:r>
-    </w:p>
-    <w:p>
-      <w:pPr>
-        <w:spacing w:after="60"/>
-      </w:pPr>
-      <w:r>
-        <w:rPr>
-          <w:sz w:val="22"/>
-          <w:szCs w:val="22"/>
-        </w:rPr>
-        <w:t xml:space="preserve">*   Collaborated closely with UX designers and backend engineers in bi-weekly sprints, actively participating in daily standups and leveraging Jira for efficient task management.</w:t>
-      </w:r>
-    </w:p>
-    <w:p>
-      <w:pPr>
-        <w:spacing w:after="60"/>
-      </w:pPr>
-      <w:r>
-        <w:rPr>
-          <w:sz w:val="22"/>
-          <w:szCs w:val="22"/>
-        </w:rPr>
-        <w:t xml:space="preserve">*   Contributed to full-stack development by building a FastAPI microservice for data ingestion, and ensured robust code quality with unit and integration tests (Jest).</w:t>
-      </w:r>
-    </w:p>
-    <w:p>
-      <w:pPr>
-        <w:spacing w:after="80"/>
-      </w:pPr>
-    </w:p>
-    <w:p>
-      <w:pPr>
-        <w:spacing w:after="60"/>
-      </w:pPr>
-      <w:r>
-        <w:rPr>
-          <w:sz w:val="22"/>
-          <w:szCs w:val="22"/>
-        </w:rPr>
-        <w:t xml:space="preserve">Undergraduate Research Assistant | UC Berkeley NLP Lab</w:t>
-      </w:r>
-    </w:p>
-    <w:p>
-      <w:pPr>
-        <w:spacing w:after="60"/>
-      </w:pPr>
-      <w:r>
-        <w:rPr>
-          <w:sz w:val="22"/>
-          <w:szCs w:val="22"/>
-        </w:rPr>
-        <w:t xml:space="preserve">January 2023 – May 2023 | Berkeley, CA</w:t>
-      </w:r>
-    </w:p>
-    <w:p>
-      <w:pPr>
-        <w:spacing w:after="60"/>
-      </w:pPr>
-      <w:r>
-        <w:rPr>
-          <w:sz w:val="22"/>
-          <w:szCs w:val="22"/>
-        </w:rPr>
-        <w:t xml:space="preserve">*   Automated data preprocessing pipelines using pandas and spaCy, significantly improving efficiency and reducing preparation time from 6 hours to under 30 minutes.</w:t>
-      </w:r>
-    </w:p>
-    <w:p>
-      <w:pPr>
-        <w:spacing w:after="60"/>
-      </w:pPr>
-      <w:r>
-        <w:rPr>
-          <w:sz w:val="22"/>
-          <w:szCs w:val="22"/>
-        </w:rPr>
-        <w:t xml:space="preserve">*   Applied analytical problem-solving to complex data challenges, contributing to research findings and presenting outcomes to a group of 15 researchers.</w:t>
-      </w:r>
+        <w:t xml:space="preserve">EXPERIENCE</w:t>
+      </w:r>
+    </w:p>
+    <w:p>
+      <w:pPr>
+        <w:spacing w:after="80"/>
+      </w:pPr>
+    </w:p>
+    <w:p>
+      <w:pPr>
+        <w:spacing w:after="60"/>
+      </w:pPr>
+      <w:r>
+        <w:rPr>
+          <w:sz w:val="22"/>
+          <w:szCs w:val="22"/>
+        </w:rPr>
+        <w:t xml:space="preserve">Software Engineering Intern  |  DataBridge Inc.</w:t>
+      </w:r>
+    </w:p>
+    <w:p>
+      <w:pPr>
+        <w:spacing w:after="60"/>
+      </w:pPr>
+      <w:r>
+        <w:rPr>
+          <w:sz w:val="22"/>
+          <w:szCs w:val="22"/>
+        </w:rPr>
+        <w:t xml:space="preserve">June 2023 – August 2023  |  Remote</w:t>
+      </w:r>
+    </w:p>
+    <w:p>
+      <w:pPr>
+        <w:spacing w:after="80"/>
+      </w:pPr>
+    </w:p>
+    <w:p>
+      <w:pPr>
+        <w:spacing w:after="60"/>
+      </w:pPr>
+      <w:r>
+        <w:rPr>
+          <w:sz w:val="22"/>
+          <w:szCs w:val="22"/>
+        </w:rPr>
+        <w:t xml:space="preserve">*   Engineered dynamic React dashboard components, translating complex designs into polished, real-time chart updates via WebSockets for enhanced user experience.</w:t>
+      </w:r>
+    </w:p>
+    <w:p>
+      <w:pPr>
+        <w:spacing w:after="60"/>
+      </w:pPr>
+      <w:r>
+        <w:rPr>
+          <w:sz w:val="22"/>
+          <w:szCs w:val="22"/>
+        </w:rPr>
+        <w:t xml:space="preserve">*   Collaborated closely with backend engineers to integrate a FastAPI microservice, ensuring seamless data flow for user interfaces and reducing manual processing time by 60%.</w:t>
+      </w:r>
+    </w:p>
+    <w:p>
+      <w:pPr>
+        <w:spacing w:after="60"/>
+      </w:pPr>
+      <w:r>
+        <w:rPr>
+          <w:sz w:val="22"/>
+          <w:szCs w:val="22"/>
+        </w:rPr>
+        <w:t xml:space="preserve">*   Ensured robustness and quality of web application components by writing unit and integration tests with Jest, achieving 85% code coverage.</w:t>
+      </w:r>
+    </w:p>
+    <w:p>
+      <w:pPr>
+        <w:spacing w:after="60"/>
+      </w:pPr>
+      <w:r>
+        <w:rPr>
+          <w:sz w:val="22"/>
+          <w:szCs w:val="22"/>
+        </w:rPr>
+        <w:t xml:space="preserve">*   Actively participated in a cross-functional product team, collaborating with UX designers and backend engineers in bi-weekly sprints to deliver web application features.</w:t>
+      </w:r>
+    </w:p>
+    <w:p>
+      <w:pPr>
+        <w:spacing w:after="80"/>
+      </w:pPr>
+    </w:p>
+    <w:p>
+      <w:pPr>
+        <w:spacing w:after="60"/>
+      </w:pPr>
+      <w:r>
+        <w:rPr>
+          <w:sz w:val="22"/>
+          <w:szCs w:val="22"/>
+        </w:rPr>
+        <w:t xml:space="preserve">Undergraduate Research Assistant  |  UC Berkeley NLP Lab</w:t>
+      </w:r>
+    </w:p>
+    <w:p>
+      <w:pPr>
+        <w:spacing w:after="60"/>
+      </w:pPr>
+      <w:r>
+        <w:rPr>
+          <w:sz w:val="22"/>
+          <w:szCs w:val="22"/>
+        </w:rPr>
+        <w:t xml:space="preserve">January 2023 – May 2023  |  Berkeley, CA</w:t>
+      </w:r>
+    </w:p>
+    <w:p>
+      <w:pPr>
+        <w:spacing w:after="80"/>
+      </w:pPr>
+    </w:p>
+    <w:p>
+      <w:pPr>
+        <w:spacing w:after="60"/>
+      </w:pPr>
+      <w:r>
+        <w:rPr>
+          <w:sz w:val="22"/>
+          <w:szCs w:val="22"/>
+        </w:rPr>
+        <w:t xml:space="preserve">*   Applied robust problem-solving skills to complex data challenges, demonstrating an analytical approach to engineering problems.</w:t>
+      </w:r>
+    </w:p>
+    <w:p>
+      <w:pPr>
+        <w:spacing w:after="60"/>
+      </w:pPr>
+      <w:r>
+        <w:rPr>
+          <w:sz w:val="22"/>
+          <w:szCs w:val="22"/>
+        </w:rPr>
+        <w:t xml:space="preserve">*   Streamlined data workflows, automating a preprocessing pipeline which significantly improved efficiency, a skill directly applicable to optimizing web application performance.</w:t>
+      </w:r>
+    </w:p>
+    <w:p>
+      <w:pPr>
+        <w:spacing w:after="60"/>
+      </w:pPr>
+      <w:r>
+        <w:rPr>
+          <w:sz w:val="22"/>
+          <w:szCs w:val="22"/>
+        </w:rPr>
+        <w:t xml:space="preserve">*   Presented technical findings and collaborated on documentation, showcasing strong communication and teamwork skills vital for a product team.</w:t>
+      </w:r>
+    </w:p>
+    <w:p>
+      <w:pPr>
+        <w:spacing w:after="80"/>
+      </w:pPr>
     </w:p>
     <w:p>
       <w:pPr>
@@ -318,38 +396,43 @@
     </w:p>
     <w:p>
       <w:pPr>
-        <w:spacing w:after="60"/>
-      </w:pPr>
-      <w:r>
-        <w:rPr>
-          <w:sz w:val="22"/>
-          <w:szCs w:val="22"/>
-        </w:rPr>
-        <w:t xml:space="preserve">*   Engineered a full-stack job application tracker, leveraging React for a dynamic and responsive frontend.</w:t>
-      </w:r>
-    </w:p>
-    <w:p>
-      <w:pPr>
-        <w:spacing w:after="60"/>
-      </w:pPr>
-      <w:r>
-        <w:rPr>
-          <w:sz w:val="22"/>
-          <w:szCs w:val="22"/>
-        </w:rPr>
-        <w:t xml:space="preserve">*   Implemented robust JWT-based authentication and role-based access control, ensuring secure user experiences.</w:t>
-      </w:r>
-    </w:p>
-    <w:p>
-      <w:pPr>
-        <w:spacing w:after="60"/>
-      </w:pPr>
-      <w:r>
-        <w:rPr>
-          <w:sz w:val="22"/>
-          <w:szCs w:val="22"/>
-        </w:rPr>
-        <w:t xml:space="preserve">*   Managed deployment on AWS EC2 with Nginx reverse proxy and automated continuous integration/delivery via GitHub Actions.</w:t>
+        <w:spacing w:after="80"/>
+      </w:pPr>
+    </w:p>
+    <w:p>
+      <w:pPr>
+        <w:spacing w:after="60"/>
+      </w:pPr>
+      <w:r>
+        <w:rPr>
+          <w:sz w:val="22"/>
+          <w:szCs w:val="22"/>
+        </w:rPr>
+        <w:t xml:space="preserve">*   Architected and developed a full-stack job application tracker, building the entire web application with React for the frontend.</w:t>
+      </w:r>
+    </w:p>
+    <w:p>
+      <w:pPr>
+        <w:spacing w:after="60"/>
+      </w:pPr>
+      <w:r>
+        <w:rPr>
+          <w:sz w:val="22"/>
+          <w:szCs w:val="22"/>
+        </w:rPr>
+        <w:t xml:space="preserve">*   Ensured secure and accessible user experiences by implementing JWT-based authentication and role-based access control within the application.</w:t>
+      </w:r>
+    </w:p>
+    <w:p>
+      <w:pPr>
+        <w:spacing w:after="60"/>
+      </w:pPr>
+      <w:r>
+        <w:rPr>
+          <w:sz w:val="22"/>
+          <w:szCs w:val="22"/>
+        </w:rPr>
+        <w:t xml:space="preserve">*   Managed deployment workflows, ensuring a smooth delivery pipeline for the web application.</w:t>
       </w:r>
     </w:p>
     <w:p>
@@ -371,15 +454,25 @@
     </w:p>
     <w:p>
       <w:pPr>
-        <w:spacing w:after="60"/>
-      </w:pPr>
-      <w:r>
-        <w:rPr>
-          <w:sz w:val="22"/>
-          <w:szCs w:val="22"/>
-        </w:rPr>
-        <w:t xml:space="preserve">*   Developed a scalable sentiment analysis service, exposing inference via a containerized FastAPI endpoint (Docker).</w:t>
-      </w:r>
+        <w:spacing w:after="80"/>
+      </w:pPr>
+    </w:p>
+    <w:p>
+      <w:pPr>
+        <w:spacing w:after="60"/>
+      </w:pPr>
+      <w:r>
+        <w:rPr>
+          <w:sz w:val="22"/>
+          <w:szCs w:val="22"/>
+        </w:rPr>
+        <w:t xml:space="preserve">*   Developed a sentiment analysis model and exposed inference via a containerized FastAPI endpoint, showcasing full-stack capabilities and API integration for potential frontend consumption.</w:t>
+      </w:r>
+    </w:p>
+    <w:p>
+      <w:pPr>
+        <w:spacing w:after="80"/>
+      </w:pPr>
     </w:p>
     <w:p>
       <w:pPr>
@@ -412,19 +505,19 @@
           <w:sz w:val="22"/>
           <w:szCs w:val="22"/>
         </w:rPr>
-        <w:t xml:space="preserve">University of California, Berkeley — B.S. Computer Science</w:t>
-      </w:r>
-    </w:p>
-    <w:p>
-      <w:pPr>
-        <w:spacing w:after="60"/>
-      </w:pPr>
-      <w:r>
-        <w:rPr>
-          <w:sz w:val="22"/>
-          <w:szCs w:val="22"/>
-        </w:rPr>
-        <w:t xml:space="preserve">Graduated May 2024 | GPA: 3.7 / 4.0 | Dean's List (4 semesters)</w:t>
+        <w:t xml:space="preserve">University of California, Berkeley  —  B.S. Computer Science</w:t>
+      </w:r>
+    </w:p>
+    <w:p>
+      <w:pPr>
+        <w:spacing w:after="60"/>
+      </w:pPr>
+      <w:r>
+        <w:rPr>
+          <w:sz w:val="22"/>
+          <w:szCs w:val="22"/>
+        </w:rPr>
+        <w:t xml:space="preserve">Graduated May 2024  |  GPA: 3.7 / 4.0  |  Dean's List (4 semesters)</w:t>
       </w:r>
     </w:p>
     <w:p>
@@ -450,6 +543,11 @@
         </w:rPr>
         <w:t xml:space="preserve">Teaching Assistant — CS 61B (Data Structures), Fall 2022 &amp; Spring 2023</w:t>
       </w:r>
+    </w:p>
+    <w:p>
+      <w:pPr>
+        <w:spacing w:after="80"/>
+      </w:pPr>
     </w:p>
     <w:p>
       <w:pPr>
@@ -483,6 +581,18 @@
           <w:szCs w:val="22"/>
         </w:rPr>
         <w:t xml:space="preserve">AWS Certified Cloud Practitioner (2023)</w:t>
+      </w:r>
+    </w:p>
+    <w:p>
+      <w:pPr>
+        <w:spacing w:after="60"/>
+      </w:pPr>
+      <w:r>
+        <w:rPr>
+          <w:sz w:val="22"/>
+          <w:szCs w:val="22"/>
+        </w:rPr>
+        <w:t xml:space="preserve">HackerRank Problem Solving — Gold Badge</w:t>
       </w:r>
     </w:p>
     <w:p>

--- a/outputs/resume_frontend_engineer_nexus_systems_2.docx
+++ b/outputs/resume_frontend_engineer_nexus_systems_2.docx
@@ -28,13 +28,8 @@
           <w:sz w:val="22"/>
           <w:szCs w:val="22"/>
         </w:rPr>
-        <w:t xml:space="preserve">San Francisco, CA  •  alex.morgan@email.com  •  (415) 555-0182  •  github.com/alexmorgan  •  linkedin.com/in/alexmorgan</w:t>
-      </w:r>
-    </w:p>
-    <w:p>
-      <w:pPr>
-        <w:spacing w:after="80"/>
-      </w:pPr>
+        <w:t xml:space="preserve">San Francisco, CA • alex.morgan@email.com • (415) 555-0182 • github.com/alexmorgan • linkedin.com/in/alexmorgan</w:t>
+      </w:r>
     </w:p>
     <w:p>
       <w:pPr>
@@ -67,13 +62,8 @@
           <w:sz w:val="22"/>
           <w:szCs w:val="22"/>
         </w:rPr>
-        <w:t xml:space="preserve">Enthusiastic Computer Science graduate passionate about crafting intuitive and visually appealing user experiences. Eager to join Nexus Systems as a Frontend Engineer, I specialize in translating designs into polished, accessible user interfaces and contributing to the next generation of web applications. My collaborative approach ensures seamless integration within cross-functional product teams.</w:t>
-      </w:r>
-    </w:p>
-    <w:p>
-      <w:pPr>
-        <w:spacing w:after="80"/>
-      </w:pPr>
+        <w:t xml:space="preserve">Recent Computer Science graduate with hands-on experience building the next generation of web applications. Eager to join Nexus Systems as a Frontend Engineer to translate designs into polished, accessible user interfaces, collaborating closely with UX designers to enhance user experiences.</w:t>
+      </w:r>
     </w:p>
     <w:p>
       <w:pPr>
@@ -89,102 +79,211 @@
         <w:spacing w:before="240" w:after="80"/>
       </w:pPr>
       <w:r>
-        <w:t xml:space="preserve">TECHNICAL SKILLS</w:t>
-      </w:r>
-    </w:p>
-    <w:p>
-      <w:pPr>
-        <w:spacing w:after="80"/>
-      </w:pPr>
-    </w:p>
-    <w:p>
-      <w:pPr>
-        <w:spacing w:after="60"/>
-      </w:pPr>
-      <w:r>
-        <w:rPr>
-          <w:sz w:val="22"/>
-          <w:szCs w:val="22"/>
-        </w:rPr>
-        <w:t xml:space="preserve">Frontend: React, JavaScript, TypeScript, HTML5, CSS3</w:t>
-      </w:r>
-    </w:p>
-    <w:p>
-      <w:pPr>
-        <w:spacing w:after="60"/>
-      </w:pPr>
-      <w:r>
-        <w:rPr>
-          <w:sz w:val="22"/>
-          <w:szCs w:val="22"/>
-        </w:rPr>
-        <w:t xml:space="preserve">Tools &amp; Collaboration: Figma, Git, Jira, VS Code</w:t>
-      </w:r>
-    </w:p>
-    <w:p>
-      <w:pPr>
-        <w:spacing w:after="60"/>
-      </w:pPr>
-      <w:r>
-        <w:rPr>
-          <w:sz w:val="22"/>
-          <w:szCs w:val="22"/>
-        </w:rPr>
-        <w:t xml:space="preserve">Testing: Jest, unit/integration testing</w:t>
-      </w:r>
-    </w:p>
-    <w:p>
-      <w:pPr>
-        <w:spacing w:after="60"/>
-      </w:pPr>
-      <w:r>
-        <w:rPr>
-          <w:sz w:val="22"/>
-          <w:szCs w:val="22"/>
-        </w:rPr>
-        <w:t xml:space="preserve">Backend: Node.js, Express, RESTful APIs</w:t>
-      </w:r>
-    </w:p>
-    <w:p>
-      <w:pPr>
-        <w:spacing w:after="60"/>
-      </w:pPr>
-      <w:r>
-        <w:rPr>
-          <w:sz w:val="22"/>
-          <w:szCs w:val="22"/>
-        </w:rPr>
-        <w:t xml:space="preserve">Cloud &amp; DevOps: AWS (EC2, S3), Docker, GitHub Actions</w:t>
-      </w:r>
-    </w:p>
-    <w:p>
-      <w:pPr>
-        <w:spacing w:after="60"/>
-      </w:pPr>
-      <w:r>
-        <w:rPr>
-          <w:sz w:val="22"/>
-          <w:szCs w:val="22"/>
-        </w:rPr>
-        <w:t xml:space="preserve">Languages: Python</w:t>
-      </w:r>
-    </w:p>
-    <w:p>
-      <w:pPr>
-        <w:spacing w:after="60"/>
-      </w:pPr>
-      <w:r>
-        <w:rPr>
-          <w:sz w:val="22"/>
-          <w:szCs w:val="22"/>
-        </w:rPr>
-        <w:t xml:space="preserve">Databases: PostgreSQL</w:t>
-      </w:r>
-    </w:p>
-    <w:p>
-      <w:pPr>
-        <w:spacing w:after="80"/>
-      </w:pPr>
+        <w:t xml:space="preserve">SKILLS</w:t>
+      </w:r>
+    </w:p>
+    <w:p>
+      <w:pPr>
+        <w:spacing w:after="80"/>
+      </w:pPr>
+    </w:p>
+    <w:p>
+      <w:pPr>
+        <w:spacing w:after="60"/>
+      </w:pPr>
+      <w:r>
+        <w:rPr>
+          <w:sz w:val="22"/>
+          <w:szCs w:val="22"/>
+        </w:rPr>
+        <w:t xml:space="preserve">Frontend Development</w:t>
+      </w:r>
+    </w:p>
+    <w:p>
+      <w:pPr>
+        <w:spacing w:after="60"/>
+      </w:pPr>
+      <w:r>
+        <w:rPr>
+          <w:sz w:val="22"/>
+          <w:szCs w:val="22"/>
+        </w:rPr>
+        <w:t xml:space="preserve">React, JavaScript, TypeScript, HTML5, CSS3</w:t>
+      </w:r>
+    </w:p>
+    <w:p>
+      <w:pPr>
+        <w:spacing w:after="80"/>
+      </w:pPr>
+    </w:p>
+    <w:p>
+      <w:pPr>
+        <w:spacing w:after="60"/>
+      </w:pPr>
+      <w:r>
+        <w:rPr>
+          <w:sz w:val="22"/>
+          <w:szCs w:val="22"/>
+        </w:rPr>
+        <w:t xml:space="preserve">Tools &amp; Collaboration</w:t>
+      </w:r>
+    </w:p>
+    <w:p>
+      <w:pPr>
+        <w:spacing w:after="60"/>
+      </w:pPr>
+      <w:r>
+        <w:rPr>
+          <w:sz w:val="22"/>
+          <w:szCs w:val="22"/>
+        </w:rPr>
+        <w:t xml:space="preserve">Figma, Git, Jira, VS Code</w:t>
+      </w:r>
+    </w:p>
+    <w:p>
+      <w:pPr>
+        <w:spacing w:after="80"/>
+      </w:pPr>
+    </w:p>
+    <w:p>
+      <w:pPr>
+        <w:spacing w:after="60"/>
+      </w:pPr>
+      <w:r>
+        <w:rPr>
+          <w:sz w:val="22"/>
+          <w:szCs w:val="22"/>
+        </w:rPr>
+        <w:t xml:space="preserve">Backend (for integration)</w:t>
+      </w:r>
+    </w:p>
+    <w:p>
+      <w:pPr>
+        <w:spacing w:after="60"/>
+      </w:pPr>
+      <w:r>
+        <w:rPr>
+          <w:sz w:val="22"/>
+          <w:szCs w:val="22"/>
+        </w:rPr>
+        <w:t xml:space="preserve">Node.js, Express, RESTful APIs</w:t>
+      </w:r>
+    </w:p>
+    <w:p>
+      <w:pPr>
+        <w:spacing w:after="80"/>
+      </w:pPr>
+    </w:p>
+    <w:p>
+      <w:pPr>
+        <w:spacing w:after="60"/>
+      </w:pPr>
+      <w:r>
+        <w:rPr>
+          <w:sz w:val="22"/>
+          <w:szCs w:val="22"/>
+        </w:rPr>
+        <w:t xml:space="preserve">Cloud &amp; DevOps</w:t>
+      </w:r>
+    </w:p>
+    <w:p>
+      <w:pPr>
+        <w:spacing w:after="60"/>
+      </w:pPr>
+      <w:r>
+        <w:rPr>
+          <w:sz w:val="22"/>
+          <w:szCs w:val="22"/>
+        </w:rPr>
+        <w:t xml:space="preserve">AWS (EC2, S3), Docker, GitHub Actions</w:t>
+      </w:r>
+    </w:p>
+    <w:p>
+      <w:pPr>
+        <w:spacing w:after="80"/>
+      </w:pPr>
+    </w:p>
+    <w:p>
+      <w:pPr>
+        <w:spacing w:after="60"/>
+      </w:pPr>
+      <w:r>
+        <w:rPr>
+          <w:sz w:val="22"/>
+          <w:szCs w:val="22"/>
+        </w:rPr>
+        <w:t xml:space="preserve">Databases</w:t>
+      </w:r>
+    </w:p>
+    <w:p>
+      <w:pPr>
+        <w:spacing w:after="60"/>
+      </w:pPr>
+      <w:r>
+        <w:rPr>
+          <w:sz w:val="22"/>
+          <w:szCs w:val="22"/>
+        </w:rPr>
+        <w:t xml:space="preserve">PostgreSQL, MySQL</w:t>
+      </w:r>
+    </w:p>
+    <w:p>
+      <w:pPr>
+        <w:spacing w:after="80"/>
+      </w:pPr>
+    </w:p>
+    <w:p>
+      <w:pPr>
+        <w:spacing w:after="60"/>
+      </w:pPr>
+      <w:r>
+        <w:rPr>
+          <w:sz w:val="22"/>
+          <w:szCs w:val="22"/>
+        </w:rPr>
+        <w:t xml:space="preserve">Languages (other)</w:t>
+      </w:r>
+    </w:p>
+    <w:p>
+      <w:pPr>
+        <w:spacing w:after="60"/>
+      </w:pPr>
+      <w:r>
+        <w:rPr>
+          <w:sz w:val="22"/>
+          <w:szCs w:val="22"/>
+        </w:rPr>
+        <w:t xml:space="preserve">Python, SQL, Java, Bash</w:t>
+      </w:r>
+    </w:p>
+    <w:p>
+      <w:pPr>
+        <w:spacing w:after="80"/>
+      </w:pPr>
+    </w:p>
+    <w:p>
+      <w:pPr>
+        <w:spacing w:after="60"/>
+      </w:pPr>
+      <w:r>
+        <w:rPr>
+          <w:sz w:val="22"/>
+          <w:szCs w:val="22"/>
+        </w:rPr>
+        <w:t xml:space="preserve">Other</w:t>
+      </w:r>
+    </w:p>
+    <w:p>
+      <w:pPr>
+        <w:spacing w:after="60"/>
+      </w:pPr>
+      <w:r>
+        <w:rPr>
+          <w:sz w:val="22"/>
+          <w:szCs w:val="22"/>
+        </w:rPr>
+        <w:t xml:space="preserve">PyTorch, scikit-learn, pandas, NumPy, Jupyter, MongoDB, Redis, Terraform (beginner)</w:t>
+      </w:r>
     </w:p>
     <w:p>
       <w:pPr>
@@ -217,148 +316,254 @@
           <w:sz w:val="22"/>
           <w:szCs w:val="22"/>
         </w:rPr>
-        <w:t xml:space="preserve">Software Engineering Intern  |  DataBridge Inc.</w:t>
-      </w:r>
-    </w:p>
-    <w:p>
-      <w:pPr>
-        <w:spacing w:after="60"/>
-      </w:pPr>
-      <w:r>
-        <w:rPr>
-          <w:sz w:val="22"/>
-          <w:szCs w:val="22"/>
-        </w:rPr>
-        <w:t xml:space="preserve">June 2023 – August 2023  |  Remote</w:t>
-      </w:r>
-    </w:p>
-    <w:p>
-      <w:pPr>
-        <w:spacing w:after="80"/>
-      </w:pPr>
-    </w:p>
-    <w:p>
-      <w:pPr>
-        <w:spacing w:after="60"/>
-      </w:pPr>
-      <w:r>
-        <w:rPr>
-          <w:sz w:val="22"/>
-          <w:szCs w:val="22"/>
-        </w:rPr>
-        <w:t xml:space="preserve">*   Engineered dynamic React dashboard components, translating complex designs into polished, real-time chart updates via WebSockets for enhanced user experience.</w:t>
-      </w:r>
-    </w:p>
-    <w:p>
-      <w:pPr>
-        <w:spacing w:after="60"/>
-      </w:pPr>
-      <w:r>
-        <w:rPr>
-          <w:sz w:val="22"/>
-          <w:szCs w:val="22"/>
-        </w:rPr>
-        <w:t xml:space="preserve">*   Collaborated closely with backend engineers to integrate a FastAPI microservice, ensuring seamless data flow for user interfaces and reducing manual processing time by 60%.</w:t>
-      </w:r>
-    </w:p>
-    <w:p>
-      <w:pPr>
-        <w:spacing w:after="60"/>
-      </w:pPr>
-      <w:r>
-        <w:rPr>
-          <w:sz w:val="22"/>
-          <w:szCs w:val="22"/>
-        </w:rPr>
-        <w:t xml:space="preserve">*   Ensured robustness and quality of web application components by writing unit and integration tests with Jest, achieving 85% code coverage.</w:t>
-      </w:r>
-    </w:p>
-    <w:p>
-      <w:pPr>
-        <w:spacing w:after="60"/>
-      </w:pPr>
-      <w:r>
-        <w:rPr>
-          <w:sz w:val="22"/>
-          <w:szCs w:val="22"/>
-        </w:rPr>
-        <w:t xml:space="preserve">*   Actively participated in a cross-functional product team, collaborating with UX designers and backend engineers in bi-weekly sprints to deliver web application features.</w:t>
-      </w:r>
-    </w:p>
-    <w:p>
-      <w:pPr>
-        <w:spacing w:after="80"/>
-      </w:pPr>
-    </w:p>
-    <w:p>
-      <w:pPr>
-        <w:spacing w:after="60"/>
-      </w:pPr>
-      <w:r>
-        <w:rPr>
-          <w:sz w:val="22"/>
-          <w:szCs w:val="22"/>
-        </w:rPr>
-        <w:t xml:space="preserve">Undergraduate Research Assistant  |  UC Berkeley NLP Lab</w:t>
-      </w:r>
-    </w:p>
-    <w:p>
-      <w:pPr>
-        <w:spacing w:after="60"/>
-      </w:pPr>
-      <w:r>
-        <w:rPr>
-          <w:sz w:val="22"/>
-          <w:szCs w:val="22"/>
-        </w:rPr>
-        <w:t xml:space="preserve">January 2023 – May 2023  |  Berkeley, CA</w:t>
-      </w:r>
-    </w:p>
-    <w:p>
-      <w:pPr>
-        <w:spacing w:after="80"/>
-      </w:pPr>
-    </w:p>
-    <w:p>
-      <w:pPr>
-        <w:spacing w:after="60"/>
-      </w:pPr>
-      <w:r>
-        <w:rPr>
-          <w:sz w:val="22"/>
-          <w:szCs w:val="22"/>
-        </w:rPr>
-        <w:t xml:space="preserve">*   Applied robust problem-solving skills to complex data challenges, demonstrating an analytical approach to engineering problems.</w:t>
-      </w:r>
-    </w:p>
-    <w:p>
-      <w:pPr>
-        <w:spacing w:after="60"/>
-      </w:pPr>
-      <w:r>
-        <w:rPr>
-          <w:sz w:val="22"/>
-          <w:szCs w:val="22"/>
-        </w:rPr>
-        <w:t xml:space="preserve">*   Streamlined data workflows, automating a preprocessing pipeline which significantly improved efficiency, a skill directly applicable to optimizing web application performance.</w:t>
-      </w:r>
-    </w:p>
-    <w:p>
-      <w:pPr>
-        <w:spacing w:after="60"/>
-      </w:pPr>
-      <w:r>
-        <w:rPr>
-          <w:sz w:val="22"/>
-          <w:szCs w:val="22"/>
-        </w:rPr>
-        <w:t xml:space="preserve">*   Presented technical findings and collaborated on documentation, showcasing strong communication and teamwork skills vital for a product team.</w:t>
-      </w:r>
-    </w:p>
-    <w:p>
-      <w:pPr>
-        <w:spacing w:after="80"/>
-      </w:pPr>
+        <w:t xml:space="preserve">Software Engineering Intern | DataBridge Inc.</w:t>
+      </w:r>
+    </w:p>
+    <w:p>
+      <w:pPr>
+        <w:spacing w:after="60"/>
+      </w:pPr>
+      <w:r>
+        <w:rPr>
+          <w:sz w:val="22"/>
+          <w:szCs w:val="22"/>
+        </w:rPr>
+        <w:t xml:space="preserve">June 2023 – August 2023 | Remote</w:t>
+      </w:r>
+    </w:p>
+    <w:p>
+      <w:pPr>
+        <w:spacing w:after="80"/>
+      </w:pPr>
+    </w:p>
+    <w:p>
+      <w:pPr>
+        <w:spacing w:after="60"/>
+      </w:pPr>
+      <w:r>
+        <w:rPr>
+          <w:sz w:val="22"/>
+          <w:szCs w:val="22"/>
+        </w:rPr>
+        <w:t xml:space="preserve">*   Developed responsive React dashboard components, translating designs into polished user interfaces with real-time chart updates via WebSockets.</w:t>
+      </w:r>
+    </w:p>
+    <w:p>
+      <w:pPr>
+        <w:spacing w:after="60"/>
+      </w:pPr>
+      <w:r>
+        <w:rPr>
+          <w:sz w:val="22"/>
+          <w:szCs w:val="22"/>
+        </w:rPr>
+        <w:t xml:space="preserve">*   Collaborated closely with backend engineers to integrate a FastAPI microservice, ensuring seamless data flow for frontend visualizations.</w:t>
+      </w:r>
+    </w:p>
+    <w:p>
+      <w:pPr>
+        <w:spacing w:after="60"/>
+      </w:pPr>
+      <w:r>
+        <w:rPr>
+          <w:sz w:val="22"/>
+          <w:szCs w:val="22"/>
+        </w:rPr>
+        <w:t xml:space="preserve">*   Wrote comprehensive unit and integration tests using Jest, contributing to high code quality and an 85% code coverage for frontend components.</w:t>
+      </w:r>
+    </w:p>
+    <w:p>
+      <w:pPr>
+        <w:spacing w:after="60"/>
+      </w:pPr>
+      <w:r>
+        <w:rPr>
+          <w:sz w:val="22"/>
+          <w:szCs w:val="22"/>
+        </w:rPr>
+        <w:t xml:space="preserve">*   Actively participated in daily standups and bi-weekly sprints within a cross-functional team of 8, fostering close collaboration with UX designers and backend engineers.</w:t>
+      </w:r>
+    </w:p>
+    <w:p>
+      <w:pPr>
+        <w:spacing w:after="80"/>
+      </w:pPr>
+    </w:p>
+    <w:p>
+      <w:pPr>
+        <w:spacing w:after="60"/>
+      </w:pPr>
+      <w:r>
+        <w:rPr>
+          <w:sz w:val="22"/>
+          <w:szCs w:val="22"/>
+        </w:rPr>
+        <w:t xml:space="preserve">Undergraduate Research Assistant | UC Berkeley NLP Lab</w:t>
+      </w:r>
+    </w:p>
+    <w:p>
+      <w:pPr>
+        <w:spacing w:after="60"/>
+      </w:pPr>
+      <w:r>
+        <w:rPr>
+          <w:sz w:val="22"/>
+          <w:szCs w:val="22"/>
+        </w:rPr>
+        <w:t xml:space="preserve">January 2023 – May 2023 | Berkeley, CA</w:t>
+      </w:r>
+    </w:p>
+    <w:p>
+      <w:pPr>
+        <w:spacing w:after="80"/>
+      </w:pPr>
+    </w:p>
+    <w:p>
+      <w:pPr>
+        <w:spacing w:after="60"/>
+      </w:pPr>
+      <w:r>
+        <w:rPr>
+          <w:sz w:val="22"/>
+          <w:szCs w:val="22"/>
+        </w:rPr>
+        <w:t xml:space="preserve">*   Conducted detailed research, processing complex data to support the development of experimental models, demonstrating strong analytical and problem-solving skills.</w:t>
+      </w:r>
+    </w:p>
+    <w:p>
+      <w:pPr>
+        <w:spacing w:after="60"/>
+      </w:pPr>
+      <w:r>
+        <w:rPr>
+          <w:sz w:val="22"/>
+          <w:szCs w:val="22"/>
+        </w:rPr>
+        <w:t xml:space="preserve">*   Automated data processing workflows, reducing preparation time by over 90%, highlighting an ability to optimize processes for efficiency.</w:t>
+      </w:r>
+    </w:p>
+    <w:p>
+      <w:pPr>
+        <w:spacing w:after="60"/>
+      </w:pPr>
+      <w:r>
+        <w:rPr>
+          <w:sz w:val="22"/>
+          <w:szCs w:val="22"/>
+        </w:rPr>
+        <w:t xml:space="preserve">*   Presented research findings to a group of 15 researchers, enhancing communication and presentation skills in a technical environment.</w:t>
+      </w:r>
+    </w:p>
+    <w:p>
+      <w:pPr>
+        <w:spacing w:after="80"/>
+      </w:pPr>
+    </w:p>
+    <w:p>
+      <w:pPr>
+        <w:spacing w:after="60"/>
+      </w:pPr>
+      <w:r>
+        <w:rPr>
+          <w:sz w:val="22"/>
+          <w:szCs w:val="22"/>
+        </w:rPr>
+        <w:t xml:space="preserve">Projects</w:t>
+      </w:r>
+    </w:p>
+    <w:p>
+      <w:pPr>
+        <w:spacing w:after="80"/>
+      </w:pPr>
+    </w:p>
+    <w:p>
+      <w:pPr>
+        <w:spacing w:after="60"/>
+      </w:pPr>
+      <w:r>
+        <w:rPr>
+          <w:sz w:val="22"/>
+          <w:szCs w:val="22"/>
+        </w:rPr>
+        <w:t xml:space="preserve">JobTracker — Full Stack Web App github.com/alexmorgan/jobtracker</w:t>
+      </w:r>
+    </w:p>
+    <w:p>
+      <w:pPr>
+        <w:spacing w:after="60"/>
+      </w:pPr>
+      <w:r>
+        <w:rPr>
+          <w:sz w:val="22"/>
+          <w:szCs w:val="22"/>
+        </w:rPr>
+        <w:t xml:space="preserve">*   Built a full-stack job application tracker using React, focusing on intuitive user experience and robust UI components.</w:t>
+      </w:r>
+    </w:p>
+    <w:p>
+      <w:pPr>
+        <w:spacing w:after="60"/>
+      </w:pPr>
+      <w:r>
+        <w:rPr>
+          <w:sz w:val="22"/>
+          <w:szCs w:val="22"/>
+        </w:rPr>
+        <w:t xml:space="preserve">*   Implemented secure JWT-based authentication and role-based access control, ensuring a polished and secure user interface.</w:t>
+      </w:r>
+    </w:p>
+    <w:p>
+      <w:pPr>
+        <w:spacing w:after="60"/>
+      </w:pPr>
+      <w:r>
+        <w:rPr>
+          <w:sz w:val="22"/>
+          <w:szCs w:val="22"/>
+        </w:rPr>
+        <w:t xml:space="preserve">*   Deployed the web application on AWS EC2, managing automated deployments via GitHub Actions to deliver a reliable web application.</w:t>
+      </w:r>
+    </w:p>
+    <w:p>
+      <w:pPr>
+        <w:spacing w:after="80"/>
+      </w:pPr>
+    </w:p>
+    <w:p>
+      <w:pPr>
+        <w:spacing w:after="60"/>
+      </w:pPr>
+      <w:r>
+        <w:rPr>
+          <w:sz w:val="22"/>
+          <w:szCs w:val="22"/>
+        </w:rPr>
+        <w:t xml:space="preserve">SentimentLens — ML Pipeline github.com/alexmorgan/sentimentlens</w:t>
+      </w:r>
+    </w:p>
+    <w:p>
+      <w:pPr>
+        <w:spacing w:after="60"/>
+      </w:pPr>
+      <w:r>
+        <w:rPr>
+          <w:sz w:val="22"/>
+          <w:szCs w:val="22"/>
+        </w:rPr>
+        <w:t xml:space="preserve">*   Trained a sentiment analysis model using PyTorch and HuggingFace Transformers, focusing on data processing and analysis.</w:t>
+      </w:r>
+    </w:p>
+    <w:p>
+      <w:pPr>
+        <w:spacing w:after="60"/>
+      </w:pPr>
+      <w:r>
+        <w:rPr>
+          <w:sz w:val="22"/>
+          <w:szCs w:val="22"/>
+        </w:rPr>
+        <w:t xml:space="preserve">*   Containerized the inference API with Docker, demonstrating familiarity with deployment tools.</w:t>
+      </w:r>
     </w:p>
     <w:p>
       <w:pPr>
@@ -374,120 +579,6 @@
         <w:spacing w:before="240" w:after="80"/>
       </w:pPr>
       <w:r>
-        <w:t xml:space="preserve">PROJECTS</w:t>
-      </w:r>
-    </w:p>
-    <w:p>
-      <w:pPr>
-        <w:spacing w:after="80"/>
-      </w:pPr>
-    </w:p>
-    <w:p>
-      <w:pPr>
-        <w:spacing w:after="60"/>
-      </w:pPr>
-      <w:r>
-        <w:rPr>
-          <w:sz w:val="22"/>
-          <w:szCs w:val="22"/>
-        </w:rPr>
-        <w:t xml:space="preserve">JobTracker — Full Stack Web App  github.com/alexmorgan/jobtracker</w:t>
-      </w:r>
-    </w:p>
-    <w:p>
-      <w:pPr>
-        <w:spacing w:after="80"/>
-      </w:pPr>
-    </w:p>
-    <w:p>
-      <w:pPr>
-        <w:spacing w:after="60"/>
-      </w:pPr>
-      <w:r>
-        <w:rPr>
-          <w:sz w:val="22"/>
-          <w:szCs w:val="22"/>
-        </w:rPr>
-        <w:t xml:space="preserve">*   Architected and developed a full-stack job application tracker, building the entire web application with React for the frontend.</w:t>
-      </w:r>
-    </w:p>
-    <w:p>
-      <w:pPr>
-        <w:spacing w:after="60"/>
-      </w:pPr>
-      <w:r>
-        <w:rPr>
-          <w:sz w:val="22"/>
-          <w:szCs w:val="22"/>
-        </w:rPr>
-        <w:t xml:space="preserve">*   Ensured secure and accessible user experiences by implementing JWT-based authentication and role-based access control within the application.</w:t>
-      </w:r>
-    </w:p>
-    <w:p>
-      <w:pPr>
-        <w:spacing w:after="60"/>
-      </w:pPr>
-      <w:r>
-        <w:rPr>
-          <w:sz w:val="22"/>
-          <w:szCs w:val="22"/>
-        </w:rPr>
-        <w:t xml:space="preserve">*   Managed deployment workflows, ensuring a smooth delivery pipeline for the web application.</w:t>
-      </w:r>
-    </w:p>
-    <w:p>
-      <w:pPr>
-        <w:spacing w:after="80"/>
-      </w:pPr>
-    </w:p>
-    <w:p>
-      <w:pPr>
-        <w:spacing w:after="60"/>
-      </w:pPr>
-      <w:r>
-        <w:rPr>
-          <w:sz w:val="22"/>
-          <w:szCs w:val="22"/>
-        </w:rPr>
-        <w:t xml:space="preserve">SentimentLens — ML Pipeline  github.com/alexmorgan/sentimentlens</w:t>
-      </w:r>
-    </w:p>
-    <w:p>
-      <w:pPr>
-        <w:spacing w:after="80"/>
-      </w:pPr>
-    </w:p>
-    <w:p>
-      <w:pPr>
-        <w:spacing w:after="60"/>
-      </w:pPr>
-      <w:r>
-        <w:rPr>
-          <w:sz w:val="22"/>
-          <w:szCs w:val="22"/>
-        </w:rPr>
-        <w:t xml:space="preserve">*   Developed a sentiment analysis model and exposed inference via a containerized FastAPI endpoint, showcasing full-stack capabilities and API integration for potential frontend consumption.</w:t>
-      </w:r>
-    </w:p>
-    <w:p>
-      <w:pPr>
-        <w:spacing w:after="80"/>
-      </w:pPr>
-    </w:p>
-    <w:p>
-      <w:pPr>
-        <w:spacing w:after="80"/>
-      </w:pPr>
-    </w:p>
-    <w:p>
-      <w:pPr>
-        <w:pStyle w:val="Heading2"/>
-        <w:pBdr>
-          <w:bottom w:val="single" w:color="4A86C8" w:sz="6" w:space="1"/>
-        </w:pBdr>
-        <w:spacing w:before="240" w:after="80"/>
-      </w:pPr>
-      <w:r>
         <w:t xml:space="preserve">EDUCATION</w:t>
       </w:r>
     </w:p>
@@ -505,19 +596,19 @@
           <w:sz w:val="22"/>
           <w:szCs w:val="22"/>
         </w:rPr>
-        <w:t xml:space="preserve">University of California, Berkeley  —  B.S. Computer Science</w:t>
-      </w:r>
-    </w:p>
-    <w:p>
-      <w:pPr>
-        <w:spacing w:after="60"/>
-      </w:pPr>
-      <w:r>
-        <w:rPr>
-          <w:sz w:val="22"/>
-          <w:szCs w:val="22"/>
-        </w:rPr>
-        <w:t xml:space="preserve">Graduated May 2024  |  GPA: 3.7 / 4.0  |  Dean's List (4 semesters)</w:t>
+        <w:t xml:space="preserve">University of California, Berkeley — B.S. Computer Science</w:t>
+      </w:r>
+    </w:p>
+    <w:p>
+      <w:pPr>
+        <w:spacing w:after="60"/>
+      </w:pPr>
+      <w:r>
+        <w:rPr>
+          <w:sz w:val="22"/>
+          <w:szCs w:val="22"/>
+        </w:rPr>
+        <w:t xml:space="preserve">Graduated May 2024 | GPA: 3.7 / 4.0 | Dean's List (4 semesters)</w:t>
       </w:r>
     </w:p>
     <w:p>
@@ -543,11 +634,6 @@
         </w:rPr>
         <w:t xml:space="preserve">Teaching Assistant — CS 61B (Data Structures), Fall 2022 &amp; Spring 2023</w:t>
       </w:r>
-    </w:p>
-    <w:p>
-      <w:pPr>
-        <w:spacing w:after="80"/>
-      </w:pPr>
     </w:p>
     <w:p>
       <w:pPr>
